--- a/plantillas/tramites_dgt/dgt_mandato_comprador.docx
+++ b/plantillas/tramites_dgt/dgt_mandato_comprador.docx
@@ -632,19 +632,26 @@
     <w:p>
       <w:pPr>
         <w:spacing w:after="200" w:line="276" w:lineRule="auto"/>
-        <w:jc w:val="both"/>
-        <w:rPr>
-          <w:rFonts w:ascii="Calibri" w:cs="Calibri" w:eastAsia="Calibri" w:hAnsi="Calibri"/>
-          <w:b w:val="1"/>
-          <w:bCs w:val="1"/>
-          <w:sz w:val="24"/>
-          <w:szCs w:val="24"/>
-        </w:rPr>
-      </w:pPr>
-      <w:r>
-        <w:rPr>
-          <w:rtl w:val="0"/>
-        </w:rPr>
+        <w:jc w:val="center"/>
+        <w:rPr>
+          <w:rFonts w:ascii="Calibri" w:cs="Calibri" w:eastAsia="Calibri" w:hAnsi="Calibri"/>
+          <w:b w:val="1"/>
+          <w:bCs w:val="1"/>
+          <w:sz w:val="24"/>
+          <w:szCs w:val="24"/>
+        </w:rPr>
+      </w:pPr>
+      <w:r>
+        <w:rPr>
+          <w:rtl w:val="0"/>
+        </w:rPr>
+      </w:r>
+      <w:r>
+        <w:rPr>
+          <w:color w:val="FFFFFF"/>
+          <w:sz w:val="36"/>
+        </w:rPr>
+        <w:t>[[s|1                          ]]</w:t>
       </w:r>
     </w:p>
     <w:p>
@@ -852,19 +859,26 @@
     <w:p>
       <w:pPr>
         <w:spacing w:after="200" w:line="276" w:lineRule="auto"/>
-        <w:jc w:val="both"/>
-        <w:rPr>
-          <w:rFonts w:ascii="Calibri" w:cs="Calibri" w:eastAsia="Calibri" w:hAnsi="Calibri"/>
-          <w:b w:val="1"/>
-          <w:bCs w:val="1"/>
-          <w:sz w:val="24"/>
-          <w:szCs w:val="24"/>
-        </w:rPr>
-      </w:pPr>
-      <w:r>
-        <w:rPr>
-          <w:rtl w:val="0"/>
-        </w:rPr>
+        <w:jc w:val="center"/>
+        <w:rPr>
+          <w:rFonts w:ascii="Calibri" w:cs="Calibri" w:eastAsia="Calibri" w:hAnsi="Calibri"/>
+          <w:b w:val="1"/>
+          <w:bCs w:val="1"/>
+          <w:sz w:val="24"/>
+          <w:szCs w:val="24"/>
+        </w:rPr>
+      </w:pPr>
+      <w:r>
+        <w:rPr>
+          <w:rtl w:val="0"/>
+        </w:rPr>
+      </w:r>
+      <w:r>
+        <w:rPr>
+          <w:color w:val="FFFFFF"/>
+          <w:sz w:val="36"/>
+        </w:rPr>
+        <w:t>[[s|0                          ]]</w:t>
       </w:r>
     </w:p>
     <w:p>
